--- a/resources/calcul.docx
+++ b/resources/calcul.docx
@@ -1,20 +1,27 @@
 
 <file path=word/document.xml><?xml version="1.0" encoding="utf-8"?>
-<w:document xmlns:wpc="http://schemas.microsoft.com/office/word/2010/wordprocessingCanvas" xmlns:cx="http://schemas.microsoft.com/office/drawing/2014/chartex" xmlns:cx1="http://schemas.microsoft.com/office/drawing/2015/9/8/chartex" xmlns:cx2="http://schemas.microsoft.com/office/drawing/2015/10/21/chartex" xmlns:cx3="http://schemas.microsoft.com/office/drawing/2016/5/9/chartex" xmlns:cx4="http://schemas.microsoft.com/office/drawing/2016/5/10/chartex" xmlns:cx5="http://schemas.microsoft.com/office/drawing/2016/5/11/chartex" xmlns:cx6="http://schemas.microsoft.com/office/drawing/2016/5/12/chartex" xmlns:cx7="http://schemas.microsoft.com/office/drawing/2016/5/13/chartex" xmlns:cx8="http://schemas.microsoft.com/office/drawing/2016/5/14/chartex" xmlns:mc="http://schemas.openxmlformats.org/markup-compatibility/2006" xmlns:aink="http://schemas.microsoft.com/office/drawing/2016/ink" xmlns:am3d="http://schemas.microsoft.com/office/drawing/2017/model3d" xmlns:o="urn:schemas-microsoft-com:office:office" xmlns:r="http://schemas.openxmlformats.org/officeDocument/2006/relationships" xmlns:m="http://schemas.openxmlformats.org/officeDocument/2006/math" xmlns:v="urn:schemas-microsoft-com:vml" xmlns:wp14="http://schemas.microsoft.com/office/word/2010/wordprocessingDrawing" xmlns:wp="http://schemas.openxmlformats.org/drawingml/2006/wordprocessingDrawing" xmlns:w10="urn:schemas-microsoft-com:office:word" xmlns:w="http://schemas.openxmlformats.org/wordprocessingml/2006/main" xmlns:w14="http://schemas.microsoft.com/office/word/2010/wordml" xmlns:w15="http://schemas.microsoft.com/office/word/2012/wordml" xmlns:w16cex="http://schemas.microsoft.com/office/word/2018/wordml/cex" xmlns:w16cid="http://schemas.microsoft.com/office/word/2016/wordml/cid" xmlns:w16="http://schemas.microsoft.com/office/word/2018/wordml" xmlns:w16sdtdh="http://schemas.microsoft.com/office/word/2020/wordml/sdtdatahash" xmlns:w16se="http://schemas.microsoft.com/office/word/2015/wordml/symex" xmlns:wpg="http://schemas.microsoft.com/office/word/2010/wordprocessingGroup" xmlns:wpi="http://schemas.microsoft.com/office/word/2010/wordprocessingInk" xmlns:wne="http://schemas.microsoft.com/office/word/2006/wordml" xmlns:wps="http://schemas.microsoft.com/office/word/2010/wordprocessingShape" xmlns:a="http://schemas.openxmlformats.org/drawingml/2006/main" xmlns:pic="http://schemas.openxmlformats.org/drawingml/2006/picture" mc:Ignorable="w14 w15 w16se w16cid w16 w16cex w16sdtdh wp14">
+<w:document xmlns:wpc="http://schemas.microsoft.com/office/word/2010/wordprocessingCanvas" xmlns:cx="http://schemas.microsoft.com/office/drawing/2014/chartex" xmlns:cx1="http://schemas.microsoft.com/office/drawing/2015/9/8/chartex" xmlns:cx2="http://schemas.microsoft.com/office/drawing/2015/10/21/chartex" xmlns:cx3="http://schemas.microsoft.com/office/drawing/2016/5/9/chartex" xmlns:cx4="http://schemas.microsoft.com/office/drawing/2016/5/10/chartex" xmlns:cx5="http://schemas.microsoft.com/office/drawing/2016/5/11/chartex" xmlns:cx6="http://schemas.microsoft.com/office/drawing/2016/5/12/chartex" xmlns:cx7="http://schemas.microsoft.com/office/drawing/2016/5/13/chartex" xmlns:cx8="http://schemas.microsoft.com/office/drawing/2016/5/14/chartex" xmlns:mc="http://schemas.openxmlformats.org/markup-compatibility/2006" xmlns:aink="http://schemas.microsoft.com/office/drawing/2016/ink" xmlns:am3d="http://schemas.microsoft.com/office/drawing/2017/model3d" xmlns:o="urn:schemas-microsoft-com:office:office" xmlns:r="http://schemas.openxmlformats.org/officeDocument/2006/relationships" xmlns:m="http://schemas.openxmlformats.org/officeDocument/2006/math" xmlns:v="urn:schemas-microsoft-com:vml" xmlns:wp14="http://schemas.microsoft.com/office/word/2010/wordprocessingDrawing" xmlns:wp="http://schemas.openxmlformats.org/drawingml/2006/wordprocessingDrawing" xmlns:w10="urn:schemas-microsoft-com:office:word" xmlns:w="http://schemas.openxmlformats.org/wordprocessingml/2006/main" xmlns:w14="http://schemas.microsoft.com/office/word/2010/wordml" xmlns:w15="http://schemas.microsoft.com/office/word/2012/wordml" xmlns:w16cex="http://schemas.microsoft.com/office/word/2018/wordml/cex" xmlns:w16cid="http://schemas.microsoft.com/office/word/2016/wordml/cid" xmlns:w16="http://schemas.microsoft.com/office/word/2018/wordml" xmlns:w16sdtdh="http://schemas.microsoft.com/office/word/2020/wordml/sdtdatahash" xmlns:w16se="http://schemas.microsoft.com/office/word/2015/wordml/symex" xmlns:wpg="http://schemas.microsoft.com/office/word/2010/wordprocessingGroup" xmlns:wpi="http://schemas.microsoft.com/office/word/2010/wordprocessingInk" xmlns:wne="http://schemas.microsoft.com/office/word/2006/wordml" xmlns:wps="http://schemas.microsoft.com/office/word/2010/wordprocessingShape" xmlns:a="http://schemas.openxmlformats.org/drawingml/2006/main" xmlns:pic="http://schemas.openxmlformats.org/drawingml/2006/picture" xmlns:a14="http://schemas.microsoft.com/office/drawing/2010/main" mc:Ignorable="w14 w15 w16se w16cid w16 w16cex w16sdtdh wp14">
   <w:body>
     <w:p>
       <w:pPr>
         <w:pStyle w:val="Sparation"/>
+        <w:jc w:val="left"/>
       </w:pPr>
+    </w:p>
+    <w:p>
+      <w:pPr>
+        <w:pStyle w:val="Sparation"/>
+        <w:jc w:val="left"/>
+      </w:pPr>
       <w:r>
         <w:rPr>
           <w:noProof/>
         </w:rPr>
         <w:drawing>
-          <wp:inline distT="0" distB="0" distL="0" distR="0" wp14:anchorId="1597CDBA" wp14:editId="7BBC0D94">
-            <wp:extent cx="4955540" cy="3019425"/>
-            <wp:effectExtent l="0" t="0" r="0" b="0"/>
-            <wp:docPr id="1" name="Image 1"/>
+          <wp:inline distT="0" distB="0" distL="0" distR="0" wp14:anchorId="67B0CC64" wp14:editId="24143FBA">
+            <wp:extent cx="4682490" cy="1589864"/>
+            <wp:effectExtent l="0" t="0" r="3810" b="0"/>
+            <wp:docPr id="4" name="Image 4"/>
             <wp:cNvGraphicFramePr>
               <a:graphicFrameLocks xmlns:a="http://schemas.openxmlformats.org/drawingml/2006/main" noChangeAspect="1"/>
             </wp:cNvGraphicFramePr>
@@ -22,21 +29,79 @@
               <a:graphicData uri="http://schemas.openxmlformats.org/drawingml/2006/picture">
                 <pic:pic xmlns:pic="http://schemas.openxmlformats.org/drawingml/2006/picture">
                   <pic:nvPicPr>
-                    <pic:cNvPr id="1" name="Image 1"/>
-                    <pic:cNvPicPr>
-                      <a:picLocks noChangeAspect="1" noChangeArrowheads="1"/>
-                    </pic:cNvPicPr>
+                    <pic:cNvPr id="4" name="Image 4"/>
+                    <pic:cNvPicPr/>
                   </pic:nvPicPr>
                   <pic:blipFill>
-                    <a:blip r:embed="rId7"/>
+                    <a:blip r:embed="rId7" cstate="print">
+                      <a:extLst>
+                        <a:ext uri="{28A0092B-C50C-407E-A947-70E740481C1C}">
+                          <a14:useLocalDpi xmlns:a14="http://schemas.microsoft.com/office/drawing/2010/main" val="0"/>
+                        </a:ext>
+                      </a:extLst>
+                    </a:blip>
                     <a:stretch>
                       <a:fillRect/>
                     </a:stretch>
                   </pic:blipFill>
-                  <pic:spPr bwMode="auto">
+                  <pic:spPr>
                     <a:xfrm>
                       <a:off x="0" y="0"/>
-                      <a:ext cx="4955540" cy="3019425"/>
+                      <a:ext cx="4689363" cy="1592198"/>
+                    </a:xfrm>
+                    <a:prstGeom prst="rect">
+                      <a:avLst/>
+                    </a:prstGeom>
+                  </pic:spPr>
+                </pic:pic>
+              </a:graphicData>
+            </a:graphic>
+          </wp:inline>
+        </w:drawing>
+      </w:r>
+    </w:p>
+    <w:p>
+      <w:pPr>
+        <w:pStyle w:val="Sparation"/>
+        <w:jc w:val="center"/>
+      </w:pPr>
+      <w:r>
+        <w:rPr>
+          <w:noProof/>
+          <w:sz w:val="16"/>
+          <w:szCs w:val="20"/>
+        </w:rPr>
+        <w:drawing>
+          <wp:inline distT="0" distB="0" distL="0" distR="0" wp14:anchorId="400F4DA0" wp14:editId="1814B850">
+            <wp:extent cx="3601569" cy="782437"/>
+            <wp:effectExtent l="0" t="0" r="0" b="0"/>
+            <wp:docPr id="5" name="Image 5"/>
+            <wp:cNvGraphicFramePr>
+              <a:graphicFrameLocks xmlns:a="http://schemas.openxmlformats.org/drawingml/2006/main" noChangeAspect="1"/>
+            </wp:cNvGraphicFramePr>
+            <a:graphic xmlns:a="http://schemas.openxmlformats.org/drawingml/2006/main">
+              <a:graphicData uri="http://schemas.openxmlformats.org/drawingml/2006/picture">
+                <pic:pic xmlns:pic="http://schemas.openxmlformats.org/drawingml/2006/picture">
+                  <pic:nvPicPr>
+                    <pic:cNvPr id="5" name="Image 5"/>
+                    <pic:cNvPicPr/>
+                  </pic:nvPicPr>
+                  <pic:blipFill>
+                    <a:blip r:embed="rId8" cstate="print">
+                      <a:extLst>
+                        <a:ext uri="{28A0092B-C50C-407E-A947-70E740481C1C}">
+                          <a14:useLocalDpi xmlns:a14="http://schemas.microsoft.com/office/drawing/2010/main" val="0"/>
+                        </a:ext>
+                      </a:extLst>
+                    </a:blip>
+                    <a:stretch>
+                      <a:fillRect/>
+                    </a:stretch>
+                  </pic:blipFill>
+                  <pic:spPr>
+                    <a:xfrm>
+                      <a:off x="0" y="0"/>
+                      <a:ext cx="3642772" cy="791388"/>
                     </a:xfrm>
                     <a:prstGeom prst="rect">
                       <a:avLst/>
@@ -235,7 +300,7 @@
                           </pic:cNvPicPr>
                         </pic:nvPicPr>
                         <pic:blipFill>
-                          <a:blip r:embed="rId8"/>
+                          <a:blip r:embed="rId9"/>
                           <a:stretch>
                             <a:fillRect/>
                           </a:stretch>
@@ -1143,18 +1208,7 @@
                 <w:szCs w:val="20"/>
                 <w:lang w:val="fr-FR"/>
               </w:rPr>
-              <w:t>L’</w:t>
-            </w:r>
-            <w:r>
-              <w:rPr>
-                <w:rFonts w:ascii="Open Sans" w:hAnsi="Open Sans" w:eastAsia="Calibri" w:cs="Open Sans"/>
-                <w:b w:val="1"/>
-                <w:bCs w:val="1"/>
-                <w:sz w:val="20"/>
-                <w:szCs w:val="20"/>
-                <w:lang w:val="fr-FR"/>
-              </w:rPr>
-              <w:t xml:space="preserve">usufruit </w:t>
+              <w:t>L’usufruit</w:t>
             </w:r>
             <w:r>
               <w:rPr>
@@ -1165,18 +1219,16 @@
                 <w:szCs w:val="20"/>
                 <w:lang w:val="fr-FR"/>
               </w:rPr>
-              <w:t>offre la</w:t>
-            </w:r>
-            <w:r>
-              <w:rPr>
-                <w:rFonts w:ascii="Open Sans" w:hAnsi="Open Sans" w:eastAsia="Calibri" w:cs="Open Sans"/>
-                <w:b w:val="0"/>
-                <w:bCs w:val="0"/>
+              <w:t xml:space="preserve"> offre</w:t>
+            </w:r>
+            <w:r>
+              <w:rPr>
+                <w:rFonts w:ascii="Open Sans" w:hAnsi="Open Sans" w:eastAsia="Calibri" w:cs="Open Sans"/>
                 <w:sz w:val="20"/>
                 <w:szCs w:val="20"/>
                 <w:lang w:val="fr-FR"/>
               </w:rPr>
-              <w:t xml:space="preserve"> garantie de pouvoir vivre dans le logement aussi longtemps que la santé du dernier conjoint le permet (inscription au registre foncier).</w:t>
+              <w:t xml:space="preserve"> la garantie de pouvoir vivre dans le logement aussi longtemps que la santé du dernier conjoint le permet (inscription au registre foncier).</w:t>
             </w:r>
           </w:p>
           <w:p>
@@ -1305,9 +1357,19 @@
               </w:rPr>
             </w:pPr>
           </w:p>
-          <w:p w14:noSpellErr="1">
-            <w:pPr>
-              <w:pStyle w:val="Normal"/>
+          <w:p>
+            <w:pPr>
+              <w:widowControl w:val="0"/>
+              <w:spacing w:after="0" w:line="240" w:lineRule="auto"/>
+              <w:rPr>
+                <w:rFonts w:ascii="Open Sans" w:hAnsi="Open Sans" w:cs="Open Sans"/>
+                <w:sz w:val="20"/>
+                <w:szCs w:val="20"/>
+              </w:rPr>
+            </w:pPr>
+          </w:p>
+          <w:p>
+            <w:pPr>
               <w:widowControl w:val="0"/>
               <w:spacing w:after="0" w:line="240" w:lineRule="auto"/>
               <w:rPr>
@@ -1335,6 +1397,17 @@
               </w:rPr>
               <w:t>* L’usufruit est un droit conférant, notamment à son bénéficiaire, l’usage exclusif d’un bien, propriété d’une autre personne.</w:t>
             </w:r>
+          </w:p>
+          <w:p>
+            <w:pPr>
+              <w:widowControl w:val="0"/>
+              <w:spacing w:after="0" w:line="240" w:lineRule="auto"/>
+              <w:rPr>
+                <w:rFonts w:ascii="Open Sans" w:hAnsi="Open Sans" w:cs="Open Sans"/>
+                <w:sz w:val="20"/>
+                <w:szCs w:val="20"/>
+              </w:rPr>
+            </w:pPr>
           </w:p>
           <w:p>
             <w:pPr>
@@ -1946,6 +2019,32 @@
               <w:widowControl w:val="0"/>
               <w:numPr>
                 <w:ilvl w:val="0"/>
+                <w:numId w:val="0"/>
+              </w:numPr>
+              <w:rPr>
+                <w:rFonts w:ascii="Open Sans" w:hAnsi="Open Sans" w:cs="Open Sans"/>
+              </w:rPr>
+            </w:pPr>
+          </w:p>
+          <w:p>
+            <w:pPr>
+              <w:pStyle w:val="Puces"/>
+              <w:widowControl w:val="0"/>
+              <w:numPr>
+                <w:ilvl w:val="0"/>
+                <w:numId w:val="0"/>
+              </w:numPr>
+              <w:rPr>
+                <w:rFonts w:ascii="Open Sans" w:hAnsi="Open Sans" w:cs="Open Sans"/>
+              </w:rPr>
+            </w:pPr>
+          </w:p>
+          <w:p>
+            <w:pPr>
+              <w:pStyle w:val="Puces"/>
+              <w:widowControl w:val="0"/>
+              <w:numPr>
+                <w:ilvl w:val="0"/>
                 <w:numId w:val="3"/>
               </w:numPr>
               <w:rPr>
@@ -3211,6 +3310,39 @@
             <w:pPr>
               <w:pStyle w:val="Sparation"/>
               <w:widowControl w:val="0"/>
+              <w:ind w:left="0" w:firstLine="0"/>
+              <w:rPr>
+                <w:rFonts w:ascii="Open Sans" w:hAnsi="Open Sans" w:cs="Open Sans"/>
+                <w:szCs w:val="20"/>
+              </w:rPr>
+            </w:pPr>
+          </w:p>
+          <w:p>
+            <w:pPr>
+              <w:pStyle w:val="Sparation"/>
+              <w:widowControl w:val="0"/>
+              <w:ind w:left="0" w:firstLine="0"/>
+              <w:rPr>
+                <w:rFonts w:ascii="Open Sans" w:hAnsi="Open Sans" w:cs="Open Sans"/>
+                <w:szCs w:val="20"/>
+              </w:rPr>
+            </w:pPr>
+          </w:p>
+          <w:p>
+            <w:pPr>
+              <w:pStyle w:val="Sparation"/>
+              <w:widowControl w:val="0"/>
+              <w:ind w:left="0" w:firstLine="0"/>
+              <w:rPr>
+                <w:rFonts w:ascii="Open Sans" w:hAnsi="Open Sans" w:cs="Open Sans"/>
+                <w:szCs w:val="20"/>
+              </w:rPr>
+            </w:pPr>
+          </w:p>
+          <w:p>
+            <w:pPr>
+              <w:pStyle w:val="Sparation"/>
+              <w:widowControl w:val="0"/>
               <w:ind w:firstLine="0"/>
               <w:rPr>
                 <w:rFonts w:ascii="Open Sans" w:hAnsi="Open Sans" w:cs="Open Sans"/>
@@ -3920,29 +4052,42 @@
           </w:p>
           <w:p>
             <w:pPr>
-              <w:widowControl w:val="0"/>
-              <w:spacing w:after="0" w:line="240" w:lineRule="auto"/>
-              <w:rPr>
-                <w:rFonts w:ascii="Open Sans" w:hAnsi="Open Sans" w:cs="Open Sans"/>
-                <w:sz w:val="20"/>
-                <w:szCs w:val="20"/>
-              </w:rPr>
-            </w:pPr>
-            <w:r>
-              <w:rPr>
-                <w:rFonts w:ascii="Open Sans" w:hAnsi="Open Sans" w:eastAsia="Calibri" w:cs="Open Sans"/>
-                <w:sz w:val="20"/>
-                <w:szCs w:val="20"/>
-              </w:rPr>
-              <w:t>Fait à, le :</w:t>
-            </w:r>
-            <w:r>
-              <w:rPr>
-                <w:rFonts w:ascii="Open Sans" w:hAnsi="Open Sans" w:eastAsia="Calibri" w:cs="Open Sans"/>
-                <w:sz w:val="20"/>
-                <w:szCs w:val="20"/>
-              </w:rPr>
-              <w:t xml:space="preserve">                                                                      </w:t>
+              <w:pStyle w:val="Normal"/>
+              <w:widowControl w:val="0"/>
+              <w:spacing w:after="0" w:line="240" w:lineRule="auto"/>
+              <w:rPr>
+                <w:rFonts w:ascii="Open Sans" w:hAnsi="Open Sans" w:cs="Open Sans"/>
+                <w:sz w:val="20"/>
+                <w:szCs w:val="20"/>
+              </w:rPr>
+            </w:pPr>
+            <w:r>
+              <w:rPr>
+                <w:rFonts w:ascii="Open Sans" w:hAnsi="Open Sans" w:eastAsia="Calibri" w:cs="Open Sans"/>
+                <w:sz w:val="20"/>
+                <w:szCs w:val="20"/>
+              </w:rPr>
+              <w:t>Fait à, le </w:t>
+            </w:r>
+            <w:r>
+              <w:rPr>
+                <w:rFonts w:ascii="Open Sans" w:hAnsi="Open Sans" w:eastAsia="Calibri" w:cs="Open Sans"/>
+                <w:sz w:val="20"/>
+                <w:szCs w:val="20"/>
+              </w:rPr>
+              <w:t>:</w:t>
+            </w:r>
+            <w:r>
+              <w:tab/>
+            </w:r>
+            <w:r>
+              <w:tab/>
+            </w:r>
+            <w:r>
+              <w:tab/>
+            </w:r>
+            <w:r>
+              <w:tab/>
             </w:r>
             <w:r>
               <w:rPr>
@@ -4047,11 +4192,19 @@
                 <w:rFonts w:cstheme="minorHAnsi"/>
               </w:rPr>
             </w:pPr>
+            <w:proofErr w:type="gramStart"/>
             <w:r>
               <w:rPr>
                 <w:rFonts w:eastAsia="Calibri" w:cstheme="minorHAnsi"/>
               </w:rPr>
-              <w:t>rue des Pierres du Niton 17</w:t>
+              <w:t>rue</w:t>
+            </w:r>
+            <w:proofErr w:type="gramEnd"/>
+            <w:r>
+              <w:rPr>
+                <w:rFonts w:eastAsia="Calibri" w:cstheme="minorHAnsi"/>
+              </w:rPr>
+              <w:t xml:space="preserve"> des Pierres du Niton 17</w:t>
             </w:r>
           </w:p>
           <w:p>
@@ -4261,31 +4414,27 @@
               <w:rPr>
                 <w:rFonts w:eastAsia="Calibri" w:cstheme="minorHAnsi"/>
               </w:rPr>
-              <w:t>xx</w:t>
+              <w:t>24.01.2025</w:t>
             </w:r>
             <w:r>
               <w:rPr>
                 <w:rFonts w:eastAsia="Calibri" w:cstheme="minorHAnsi"/>
               </w:rPr>
-              <w:t>.</w:t>
             </w:r>
             <w:r>
               <w:rPr>
                 <w:rFonts w:eastAsia="Calibri" w:cstheme="minorHAnsi"/>
               </w:rPr>
-              <w:t>xx</w:t>
             </w:r>
             <w:r>
               <w:rPr>
                 <w:rFonts w:eastAsia="Calibri" w:cstheme="minorHAnsi"/>
               </w:rPr>
-              <w:t>.20</w:t>
             </w:r>
             <w:r>
               <w:rPr>
                 <w:rFonts w:eastAsia="Calibri" w:cstheme="minorHAnsi"/>
               </w:rPr>
-              <w:t>xx</w:t>
             </w:r>
           </w:p>
         </w:tc>
@@ -4465,39 +4614,191 @@
       </w:pPr>
       <w:r>
         <w:rPr>
+          <w:rFonts w:cs="Calibri" w:cstheme="minorAscii"/>
+        </w:rPr>
+        <w:t xml:space="preserve">Date estimée de la transaction : 24.01.2025</w:t>
+      </w:r>
+      <w:r>
+        <w:rPr>
           <w:rFonts w:cstheme="minorHAnsi"/>
         </w:rPr>
-        <w:t xml:space="preserve">Date estimée de la transaction : </w:t>
       </w:r>
       <w:r>
         <w:rPr>
           <w:rFonts w:cstheme="minorHAnsi"/>
         </w:rPr>
-        <w:t>xx</w:t>
       </w:r>
       <w:r>
         <w:rPr>
           <w:rFonts w:cstheme="minorHAnsi"/>
         </w:rPr>
-        <w:t>.</w:t>
       </w:r>
       <w:r>
         <w:rPr>
           <w:rFonts w:cstheme="minorHAnsi"/>
         </w:rPr>
-        <w:t>xx</w:t>
       </w:r>
       <w:r>
         <w:rPr>
           <w:rFonts w:cstheme="minorHAnsi"/>
         </w:rPr>
-        <w:t>.20</w:t>
-      </w:r>
-      <w:r>
-        <w:rPr>
-          <w:rFonts w:cstheme="minorHAnsi"/>
-        </w:rPr>
-        <w:t>xx</w:t>
+      </w:r>
+    </w:p>
+    <w:p>
+      <w:pPr>
+        <w:spacing w:after="160" w:line="259" w:lineRule="auto"/>
+        <w:ind w:firstLine="708"/>
+        <w:jc w:val="both"/>
+        <w:rPr>
+          <w:rFonts w:ascii="Calibri" w:hAnsi="Calibri" w:eastAsia="Calibri" w:cs="Calibri"/>
+          <w:b w:val="0"/>
+          <w:bCs w:val="0"/>
+          <w:i w:val="0"/>
+          <w:iCs w:val="0"/>
+          <w:noProof w:val="0"/>
+          <w:sz w:val="22"/>
+          <w:szCs w:val="22"/>
+          <w:lang w:val="fr-CH"/>
+        </w:rPr>
+      </w:pPr>
+      <w:r>
+        <w:rPr>
+          <w:rFonts w:ascii="Calibri" w:hAnsi="Calibri" w:eastAsia="Calibri" w:cs="Calibri"/>
+          <w:b w:val="0"/>
+          <w:bCs w:val="0"/>
+          <w:i w:val="0"/>
+          <w:iCs w:val="0"/>
+          <w:noProof w:val="0"/>
+          <w:sz w:val="22"/>
+          <w:szCs w:val="22"/>
+          <w:lang w:val="fr-CH"/>
+        </w:rPr>
+        <w:t>Usufruitier</w:t>
+      </w:r>
+      <w:r>
+        <w:tab/>
+      </w:r>
+      <w:r>
+        <w:rPr>
+          <w:rFonts w:ascii="Calibri" w:hAnsi="Calibri" w:eastAsia="Calibri" w:cs="Calibri"/>
+          <w:b w:val="0"/>
+          <w:bCs w:val="0"/>
+          <w:i w:val="0"/>
+          <w:iCs w:val="0"/>
+          <w:noProof w:val="0"/>
+          <w:sz w:val="22"/>
+          <w:szCs w:val="22"/>
+          <w:lang w:val="fr-CH"/>
+        </w:rPr>
+        <w:t>: M.……………………………………………………………… xx.xx.19xx</w:t>
+      </w:r>
+      <w:r>
+        <w:tab/>
+      </w:r>
+    </w:p>
+    <w:p>
+      <w:pPr>
+        <w:pStyle w:val="Normal"/>
+        <w:ind w:firstLine="708"/>
+      </w:pPr>
+      <w:r>
+        <w:rPr>
+          <w:rFonts w:ascii="Calibri" w:hAnsi="Calibri" w:eastAsia="Calibri" w:cs="Calibri"/>
+          <w:b w:val="0"/>
+          <w:bCs w:val="0"/>
+          <w:i w:val="0"/>
+          <w:iCs w:val="0"/>
+          <w:noProof w:val="0"/>
+          <w:sz w:val="22"/>
+          <w:szCs w:val="22"/>
+          <w:lang w:val="fr-CH"/>
+        </w:rPr>
+        <w:t>2</w:t>
+      </w:r>
+      <w:r>
+        <w:rPr>
+          <w:rFonts w:ascii="Calibri" w:hAnsi="Calibri" w:eastAsia="Calibri" w:cs="Calibri"/>
+          <w:b w:val="0"/>
+          <w:bCs w:val="0"/>
+          <w:i w:val="0"/>
+          <w:iCs w:val="0"/>
+          <w:noProof w:val="0"/>
+          <w:sz w:val="22"/>
+          <w:szCs w:val="22"/>
+          <w:vertAlign w:val="superscript"/>
+          <w:lang w:val="fr-CH"/>
+        </w:rPr>
+        <w:t>ème</w:t>
+      </w:r>
+      <w:r>
+        <w:rPr>
+          <w:rFonts w:ascii="Calibri" w:hAnsi="Calibri" w:eastAsia="Calibri" w:cs="Calibri"/>
+          <w:b w:val="0"/>
+          <w:bCs w:val="0"/>
+          <w:i w:val="0"/>
+          <w:iCs w:val="0"/>
+          <w:noProof w:val="0"/>
+          <w:sz w:val="22"/>
+          <w:szCs w:val="22"/>
+          <w:lang w:val="fr-CH"/>
+        </w:rPr>
+        <w:t xml:space="preserve"> Usufruitier : </w:t>
+      </w:r>
+      <w:r>
+        <w:rPr>
+          <w:rFonts w:ascii="Calibri" w:hAnsi="Calibri" w:eastAsia="Calibri" w:cs="Calibri"/>
+          <w:b w:val="0"/>
+          <w:bCs w:val="0"/>
+          <w:i w:val="0"/>
+          <w:iCs w:val="0"/>
+          <w:noProof w:val="0"/>
+          <w:sz w:val="22"/>
+          <w:szCs w:val="22"/>
+          <w:lang w:val="fr-CH"/>
+        </w:rPr>
+        <w:t>M  …</w:t>
+      </w:r>
+      <w:r>
+        <w:rPr>
+          <w:rFonts w:ascii="Calibri" w:hAnsi="Calibri" w:eastAsia="Calibri" w:cs="Calibri"/>
+          <w:b w:val="0"/>
+          <w:bCs w:val="0"/>
+          <w:i w:val="0"/>
+          <w:iCs w:val="0"/>
+          <w:noProof w:val="0"/>
+          <w:sz w:val="22"/>
+          <w:szCs w:val="22"/>
+          <w:lang w:val="fr-CH"/>
+        </w:rPr>
+        <w:t>……………………………………………………</w:t>
+      </w:r>
+      <w:r>
+        <w:rPr>
+          <w:rFonts w:ascii="Calibri" w:hAnsi="Calibri" w:eastAsia="Calibri" w:cs="Calibri"/>
+          <w:b w:val="0"/>
+          <w:bCs w:val="0"/>
+          <w:i w:val="0"/>
+          <w:iCs w:val="0"/>
+          <w:noProof w:val="0"/>
+          <w:sz w:val="22"/>
+          <w:szCs w:val="22"/>
+          <w:lang w:val="fr-CH"/>
+        </w:rPr>
+        <w:t>…….</w:t>
+      </w:r>
+      <w:r>
+        <w:rPr>
+          <w:rFonts w:ascii="Calibri" w:hAnsi="Calibri" w:eastAsia="Calibri" w:cs="Calibri"/>
+          <w:b w:val="0"/>
+          <w:bCs w:val="0"/>
+          <w:i w:val="0"/>
+          <w:iCs w:val="0"/>
+          <w:noProof w:val="0"/>
+          <w:sz w:val="22"/>
+          <w:szCs w:val="22"/>
+          <w:lang w:val="fr-CH"/>
+        </w:rPr>
+        <w:t>. xx.xx.19xx</w:t>
       </w:r>
     </w:p>
     <w:p>
@@ -4510,79 +4811,9 @@
       </w:pPr>
       <w:r>
         <w:rPr>
-          <w:rFonts w:cs="Calibri" w:cstheme="minorAscii"/>
-        </w:rPr>
-        <w:t xml:space="preserve">Usufruitier </w:t>
-      </w:r>
-      <w:r>
-        <w:rPr>
-          <w:rFonts w:cs="Calibri" w:cstheme="minorAscii"/>
-        </w:rPr>
-        <w:t>: M</w:t>
-      </w:r>
-      <w:r>
-        <w:rPr>
-          <w:rFonts w:cs="Calibri" w:cstheme="minorAscii"/>
-        </w:rPr>
-        <w:t>.</w:t>
-      </w:r>
-      <w:r>
-        <w:rPr>
-          <w:rFonts w:cs="Calibri" w:cstheme="minorAscii"/>
-        </w:rPr>
-        <w:t xml:space="preserve">……………………………………………………………… </w:t>
-      </w:r>
-      <w:r>
-        <w:rPr>
-          <w:rFonts w:cs="Calibri" w:cstheme="minorAscii"/>
-        </w:rPr>
-        <w:t>xx</w:t>
-      </w:r>
-      <w:r>
-        <w:rPr>
-          <w:rFonts w:cs="Calibri" w:cstheme="minorAscii"/>
-        </w:rPr>
-        <w:t>.</w:t>
-      </w:r>
-      <w:r>
-        <w:rPr>
-          <w:rFonts w:cs="Calibri" w:cstheme="minorAscii"/>
-        </w:rPr>
-        <w:t>xx</w:t>
-      </w:r>
-      <w:r>
-        <w:rPr>
-          <w:rFonts w:cs="Calibri" w:cstheme="minorAscii"/>
-        </w:rPr>
-        <w:t>.19</w:t>
-      </w:r>
-      <w:r>
-        <w:rPr>
-          <w:rFonts w:cs="Calibri" w:cstheme="minorAscii"/>
-        </w:rPr>
-        <w:t>xx</w:t>
-      </w:r>
-      <w:r>
-        <w:tab/>
-      </w:r>
-      <w:r>
-        <w:tab/>
-      </w:r>
-    </w:p>
-    <w:p>
-      <w:pPr>
-        <w:pStyle w:val="Normal"/>
-        <w:ind w:firstLine="708"/>
-        <w:jc w:val="both"/>
-        <w:rPr>
-          <w:rFonts w:cs="Calibri" w:cstheme="minorAscii"/>
-        </w:rPr>
-      </w:pPr>
-      <w:r>
-        <w:rPr>
-          <w:rFonts w:cs="Calibri" w:cstheme="minorAscii"/>
-        </w:rPr>
-        <w:t>2ème usufruitier : M.……………………………………………………… xx.xx.19xx</w:t>
+          <w:rFonts w:cstheme="minorHAnsi"/>
+        </w:rPr>
+        <w:t>Adresse : …………………………………………………………………………………………….</w:t>
       </w:r>
     </w:p>
     <w:p>
@@ -4597,7 +4828,19 @@
         <w:rPr>
           <w:rFonts w:cstheme="minorHAnsi"/>
         </w:rPr>
-        <w:t>Adresse : …………………………………………………………………………………………….</w:t>
+        <w:t xml:space="preserve">NPA/Ville : </w:t>
+      </w:r>
+      <w:r>
+        <w:rPr>
+          <w:rFonts w:cstheme="minorHAnsi"/>
+        </w:rPr>
+        <w:t>…………………………………………………………………………………………</w:t>
+      </w:r>
+      <w:r>
+        <w:rPr>
+          <w:rFonts w:cstheme="minorHAnsi"/>
+        </w:rPr>
+        <w:t>.</w:t>
       </w:r>
     </w:p>
     <w:p>
@@ -4612,14 +4855,34 @@
         <w:rPr>
           <w:rFonts w:cstheme="minorHAnsi"/>
         </w:rPr>
-        <w:t xml:space="preserve">NPA/Ville : </w:t>
+        <w:t>Source</w:t>
       </w:r>
       <w:r>
         <w:rPr>
           <w:rFonts w:cstheme="minorHAnsi"/>
         </w:rPr>
-        <w:t>…………………………………………………………………………………………</w:t>
-      </w:r>
+        <w:t xml:space="preserve"> de l’estimation</w:t>
+      </w:r>
+      <w:r>
+        <w:rPr>
+          <w:rFonts w:cstheme="minorHAnsi"/>
+        </w:rPr>
+        <w:t xml:space="preserve"> : …………………………</w:t>
+      </w:r>
+      <w:r>
+        <w:rPr>
+          <w:rFonts w:cstheme="minorHAnsi"/>
+        </w:rPr>
+        <w:t>……………………………………</w:t>
+      </w:r>
+      <w:proofErr w:type="gramStart"/>
+      <w:r>
+        <w:rPr>
+          <w:rFonts w:cstheme="minorHAnsi"/>
+        </w:rPr>
+        <w:t>…….</w:t>
+      </w:r>
+      <w:proofErr w:type="gramEnd"/>
       <w:r>
         <w:rPr>
           <w:rFonts w:cstheme="minorHAnsi"/>
@@ -4639,26 +4902,39 @@
         <w:rPr>
           <w:rFonts w:cstheme="minorHAnsi"/>
         </w:rPr>
-        <w:t>Source</w:t>
+        <w:t xml:space="preserve">Valeur estimée du bien : CHF 1,500,000.-</w:t>
       </w:r>
       <w:r>
         <w:rPr>
           <w:rFonts w:cstheme="minorHAnsi"/>
         </w:rPr>
-        <w:t xml:space="preserve"> de l’estimation</w:t>
+        <w:tab/>
       </w:r>
       <w:r>
         <w:rPr>
           <w:rFonts w:cstheme="minorHAnsi"/>
         </w:rPr>
-        <w:t xml:space="preserve"> : …………………………</w:t>
+        <w:tab/>
       </w:r>
       <w:r>
         <w:rPr>
           <w:rFonts w:cstheme="minorHAnsi"/>
         </w:rPr>
-        <w:t>…………………………………………..</w:t>
-      </w:r>
+        <w:tab/>
+      </w:r>
+      <w:r>
+        <w:rPr>
+          <w:rFonts w:cstheme="minorHAnsi"/>
+        </w:rPr>
+        <w:tab/>
+      </w:r>
+      <w:proofErr w:type="gramStart"/>
+      <w:r>
+        <w:rPr>
+          <w:rFonts w:cstheme="minorHAnsi"/>
+        </w:rPr>
+      </w:r>
+      <w:proofErr w:type="gramEnd"/>
     </w:p>
     <w:p>
       <w:pPr>
@@ -4672,7 +4948,17 @@
         <w:rPr>
           <w:rFonts w:cs="Calibri" w:cstheme="minorAscii"/>
         </w:rPr>
-        <w:t>Valeur estimée du bien :</w:t>
+        <w:t>Usufruit : CHF 939,000.-</w:t>
+      </w:r>
+      <w:r>
+        <w:rPr>
+          <w:rFonts w:cs="Calibri" w:cstheme="minorAscii"/>
+        </w:rPr>
+      </w:r>
+      <w:r>
+        <w:rPr>
+          <w:rFonts w:cs="Calibri" w:cstheme="minorAscii"/>
+        </w:rPr>
       </w:r>
     </w:p>
     <w:p>
@@ -4687,19 +4973,7 @@
         <w:rPr>
           <w:rFonts w:cs="Calibri" w:cstheme="minorAscii"/>
         </w:rPr>
-        <w:t>Usufruit</w:t>
-      </w:r>
-      <w:r>
-        <w:rPr>
-          <w:rFonts w:cs="Calibri" w:cstheme="minorAscii"/>
-        </w:rPr>
-        <w:t xml:space="preserve"> </w:t>
-      </w:r>
-      <w:r>
-        <w:rPr>
-          <w:rFonts w:cs="Calibri" w:cstheme="minorAscii"/>
-        </w:rPr>
-        <w:t>:</w:t>
+        <w:t xml:space="preserve">Bouquet : CHF 561,000.-</w:t>
       </w:r>
     </w:p>
     <w:p>
@@ -4707,14 +4981,14 @@
         <w:ind w:firstLine="708"/>
         <w:jc w:val="both"/>
         <w:rPr>
-          <w:rFonts w:cs="Calibri" w:cstheme="minorAscii"/>
+          <w:rFonts w:cstheme="minorHAnsi"/>
         </w:rPr>
       </w:pPr>
       <w:r>
         <w:rPr>
-          <w:rFonts w:cs="Calibri" w:cstheme="minorAscii"/>
-        </w:rPr>
-        <w:t>Bouquet :</w:t>
+          <w:rFonts w:cstheme="minorHAnsi"/>
+        </w:rPr>
+        <w:t>Frais de courtage 3% (HT)</w:t>
       </w:r>
     </w:p>
     <w:p>
@@ -4729,7 +5003,19 @@
         <w:rPr>
           <w:rFonts w:cstheme="minorHAnsi"/>
         </w:rPr>
-        <w:t>Frais de courtage 3% (HT)</w:t>
+        <w:t xml:space="preserve">Une rente minimale sera mise en place selon </w:t>
+      </w:r>
+      <w:r>
+        <w:rPr>
+          <w:rFonts w:cstheme="minorHAnsi"/>
+        </w:rPr>
+        <w:t>l’exigence</w:t>
+      </w:r>
+      <w:r>
+        <w:rPr>
+          <w:rFonts w:cstheme="minorHAnsi"/>
+        </w:rPr>
+        <w:t xml:space="preserve"> de la FINMA.  </w:t>
       </w:r>
     </w:p>
     <w:p>
@@ -4744,56 +5030,20 @@
         <w:rPr>
           <w:rFonts w:cstheme="minorHAnsi"/>
         </w:rPr>
-        <w:t xml:space="preserve">Une rente minimale sera mise en place selon </w:t>
+        <w:t>Frais de mutation à la charge de l’acheteu</w:t>
       </w:r>
       <w:r>
         <w:rPr>
           <w:rFonts w:cstheme="minorHAnsi"/>
         </w:rPr>
-        <w:t>l’exigence</w:t>
+        <w:t>r</w:t>
       </w:r>
       <w:r>
         <w:rPr>
           <w:rFonts w:cstheme="minorHAnsi"/>
         </w:rPr>
-        <w:t xml:space="preserve"> de la FINMA.  </w:t>
-      </w:r>
-    </w:p>
-    <w:p>
-      <w:pPr>
-        <w:ind w:firstLine="708"/>
-        <w:jc w:val="both"/>
-        <w:rPr>
-          <w:rFonts w:cstheme="minorHAnsi"/>
-        </w:rPr>
-      </w:pPr>
-      <w:r>
-        <w:rPr>
-          <w:rFonts w:cstheme="minorHAnsi"/>
-        </w:rPr>
-        <w:t>Frais de mutation à la charge de l’acheteu</w:t>
-      </w:r>
-      <w:r>
-        <w:rPr>
-          <w:rFonts w:cstheme="minorHAnsi"/>
-        </w:rPr>
-        <w:t>r</w:t>
-      </w:r>
-      <w:r>
-        <w:rPr>
-          <w:rFonts w:cstheme="minorHAnsi"/>
-        </w:rPr>
         <w:t>.</w:t>
       </w:r>
-    </w:p>
-    <w:p>
-      <w:pPr>
-        <w:ind w:firstLine="708"/>
-        <w:jc w:val="both"/>
-        <w:rPr>
-          <w:rFonts w:cstheme="minorHAnsi"/>
-        </w:rPr>
-      </w:pPr>
     </w:p>
     <w:p>
       <w:pPr>
@@ -4868,7 +5118,21 @@
         <w:rPr>
           <w:rFonts w:cstheme="minorHAnsi"/>
         </w:rPr>
-        <w:t>(avis sans signature)</w:t>
+        <w:t>(</w:t>
+      </w:r>
+      <w:proofErr w:type="gramStart"/>
+      <w:r>
+        <w:rPr>
+          <w:rFonts w:cstheme="minorHAnsi"/>
+        </w:rPr>
+        <w:t>avis</w:t>
+      </w:r>
+      <w:proofErr w:type="gramEnd"/>
+      <w:r>
+        <w:rPr>
+          <w:rFonts w:cstheme="minorHAnsi"/>
+        </w:rPr>
+        <w:t xml:space="preserve"> sans signature)</w:t>
       </w:r>
       <w:r>
         <w:rPr>
@@ -5001,9 +5265,9 @@
       </w:r>
     </w:p>
     <w:sectPr>
-      <w:headerReference w:type="default" r:id="rId9"/>
-      <w:footerReference w:type="default" r:id="rId10"/>
-      <w:footerReference w:type="first" r:id="rId11"/>
+      <w:headerReference w:type="default" r:id="rId10"/>
+      <w:footerReference w:type="default" r:id="rId11"/>
+      <w:footerReference w:type="first" r:id="rId12"/>
       <w:pgSz w:w="11906" w:h="16838" w:orient="portrait"/>
       <w:pgMar w:top="1418" w:right="1134" w:bottom="1418" w:left="1418" w:header="709" w:footer="709" w:gutter="0"/>
       <w:cols w:space="720"/>
@@ -5207,7 +5471,7 @@
 </file>
 
 <file path=word/header1.xml><?xml version="1.0" encoding="utf-8"?>
-<w:hdr xmlns:wpc="http://schemas.microsoft.com/office/word/2010/wordprocessingCanvas" xmlns:cx="http://schemas.microsoft.com/office/drawing/2014/chartex" xmlns:cx1="http://schemas.microsoft.com/office/drawing/2015/9/8/chartex" xmlns:cx2="http://schemas.microsoft.com/office/drawing/2015/10/21/chartex" xmlns:cx3="http://schemas.microsoft.com/office/drawing/2016/5/9/chartex" xmlns:cx4="http://schemas.microsoft.com/office/drawing/2016/5/10/chartex" xmlns:cx5="http://schemas.microsoft.com/office/drawing/2016/5/11/chartex" xmlns:cx6="http://schemas.microsoft.com/office/drawing/2016/5/12/chartex" xmlns:cx7="http://schemas.microsoft.com/office/drawing/2016/5/13/chartex" xmlns:cx8="http://schemas.microsoft.com/office/drawing/2016/5/14/chartex" xmlns:mc="http://schemas.openxmlformats.org/markup-compatibility/2006" xmlns:aink="http://schemas.microsoft.com/office/drawing/2016/ink" xmlns:am3d="http://schemas.microsoft.com/office/drawing/2017/model3d" xmlns:o="urn:schemas-microsoft-com:office:office" xmlns:r="http://schemas.openxmlformats.org/officeDocument/2006/relationships" xmlns:m="http://schemas.openxmlformats.org/officeDocument/2006/math" xmlns:v="urn:schemas-microsoft-com:vml" xmlns:wp14="http://schemas.microsoft.com/office/word/2010/wordprocessingDrawing" xmlns:wp="http://schemas.openxmlformats.org/drawingml/2006/wordprocessingDrawing" xmlns:w10="urn:schemas-microsoft-com:office:word" xmlns:w="http://schemas.openxmlformats.org/wordprocessingml/2006/main" xmlns:w14="http://schemas.microsoft.com/office/word/2010/wordml" xmlns:w15="http://schemas.microsoft.com/office/word/2012/wordml" xmlns:w16cex="http://schemas.microsoft.com/office/word/2018/wordml/cex" xmlns:w16cid="http://schemas.microsoft.com/office/word/2016/wordml/cid" xmlns:w16="http://schemas.microsoft.com/office/word/2018/wordml" xmlns:w16sdtdh="http://schemas.microsoft.com/office/word/2020/wordml/sdtdatahash" xmlns:w16se="http://schemas.microsoft.com/office/word/2015/wordml/symex" xmlns:wpg="http://schemas.microsoft.com/office/word/2010/wordprocessingGroup" xmlns:wpi="http://schemas.microsoft.com/office/word/2010/wordprocessingInk" xmlns:wne="http://schemas.microsoft.com/office/word/2006/wordml" xmlns:wps="http://schemas.microsoft.com/office/word/2010/wordprocessingShape" xmlns:a="http://schemas.openxmlformats.org/drawingml/2006/main" xmlns:pic="http://schemas.openxmlformats.org/drawingml/2006/picture" mc:Ignorable="w14 w15 w16se w16cid w16 w16cex w16sdtdh wp14">
+<w:hdr xmlns:wpc="http://schemas.microsoft.com/office/word/2010/wordprocessingCanvas" xmlns:cx="http://schemas.microsoft.com/office/drawing/2014/chartex" xmlns:cx1="http://schemas.microsoft.com/office/drawing/2015/9/8/chartex" xmlns:cx2="http://schemas.microsoft.com/office/drawing/2015/10/21/chartex" xmlns:cx3="http://schemas.microsoft.com/office/drawing/2016/5/9/chartex" xmlns:cx4="http://schemas.microsoft.com/office/drawing/2016/5/10/chartex" xmlns:cx5="http://schemas.microsoft.com/office/drawing/2016/5/11/chartex" xmlns:cx6="http://schemas.microsoft.com/office/drawing/2016/5/12/chartex" xmlns:cx7="http://schemas.microsoft.com/office/drawing/2016/5/13/chartex" xmlns:cx8="http://schemas.microsoft.com/office/drawing/2016/5/14/chartex" xmlns:mc="http://schemas.openxmlformats.org/markup-compatibility/2006" xmlns:aink="http://schemas.microsoft.com/office/drawing/2016/ink" xmlns:am3d="http://schemas.microsoft.com/office/drawing/2017/model3d" xmlns:o="urn:schemas-microsoft-com:office:office" xmlns:r="http://schemas.openxmlformats.org/officeDocument/2006/relationships" xmlns:m="http://schemas.openxmlformats.org/officeDocument/2006/math" xmlns:v="urn:schemas-microsoft-com:vml" xmlns:wp14="http://schemas.microsoft.com/office/word/2010/wordprocessingDrawing" xmlns:wp="http://schemas.openxmlformats.org/drawingml/2006/wordprocessingDrawing" xmlns:w10="urn:schemas-microsoft-com:office:word" xmlns:w="http://schemas.openxmlformats.org/wordprocessingml/2006/main" xmlns:w14="http://schemas.microsoft.com/office/word/2010/wordml" xmlns:w15="http://schemas.microsoft.com/office/word/2012/wordml" xmlns:w16cex="http://schemas.microsoft.com/office/word/2018/wordml/cex" xmlns:w16cid="http://schemas.microsoft.com/office/word/2016/wordml/cid" xmlns:w16="http://schemas.microsoft.com/office/word/2018/wordml" xmlns:w16sdtdh="http://schemas.microsoft.com/office/word/2020/wordml/sdtdatahash" xmlns:w16se="http://schemas.microsoft.com/office/word/2015/wordml/symex" xmlns:wpg="http://schemas.microsoft.com/office/word/2010/wordprocessingGroup" xmlns:wpi="http://schemas.microsoft.com/office/word/2010/wordprocessingInk" xmlns:wne="http://schemas.microsoft.com/office/word/2006/wordml" xmlns:wps="http://schemas.microsoft.com/office/word/2010/wordprocessingShape" xmlns:a="http://schemas.openxmlformats.org/drawingml/2006/main" xmlns:pic="http://schemas.openxmlformats.org/drawingml/2006/picture" xmlns:a14="http://schemas.microsoft.com/office/drawing/2010/main" mc:Ignorable="w14 w15 w16se w16cid w16 w16cex w16sdtdh wp14">
   <w:p>
     <w:pPr>
       <w:pStyle w:val="En-tte"/>
@@ -5217,10 +5481,10 @@
         <w:noProof/>
       </w:rPr>
       <w:drawing>
-        <wp:inline distT="0" distB="0" distL="0" distR="0" wp14:anchorId="4C589D0B" wp14:editId="7E8D97E4">
-          <wp:extent cx="1686560" cy="1028700"/>
+        <wp:inline distT="0" distB="0" distL="0" distR="0" wp14:anchorId="54B9771D" wp14:editId="048C9B26">
+          <wp:extent cx="1987550" cy="674841"/>
           <wp:effectExtent l="0" t="0" r="0" b="0"/>
-          <wp:docPr id="3" name="Image 2"/>
+          <wp:docPr id="6" name="Image 6"/>
           <wp:cNvGraphicFramePr>
             <a:graphicFrameLocks xmlns:a="http://schemas.openxmlformats.org/drawingml/2006/main" noChangeAspect="1"/>
           </wp:cNvGraphicFramePr>
@@ -5228,21 +5492,25 @@
             <a:graphicData uri="http://schemas.openxmlformats.org/drawingml/2006/picture">
               <pic:pic xmlns:pic="http://schemas.openxmlformats.org/drawingml/2006/picture">
                 <pic:nvPicPr>
-                  <pic:cNvPr id="3" name="Image 2"/>
-                  <pic:cNvPicPr>
-                    <a:picLocks noChangeAspect="1" noChangeArrowheads="1"/>
-                  </pic:cNvPicPr>
+                  <pic:cNvPr id="6" name="Image 6"/>
+                  <pic:cNvPicPr/>
                 </pic:nvPicPr>
                 <pic:blipFill>
-                  <a:blip r:embed="rId1"/>
+                  <a:blip r:embed="rId1">
+                    <a:extLst>
+                      <a:ext uri="{28A0092B-C50C-407E-A947-70E740481C1C}">
+                        <a14:useLocalDpi xmlns:a14="http://schemas.microsoft.com/office/drawing/2010/main" val="0"/>
+                      </a:ext>
+                    </a:extLst>
+                  </a:blip>
                   <a:stretch>
                     <a:fillRect/>
                   </a:stretch>
                 </pic:blipFill>
-                <pic:spPr bwMode="auto">
+                <pic:spPr>
                   <a:xfrm>
                     <a:off x="0" y="0"/>
-                    <a:ext cx="1686560" cy="1028700"/>
+                    <a:ext cx="2100766" cy="713282"/>
                   </a:xfrm>
                   <a:prstGeom prst="rect">
                     <a:avLst/>
